--- a/lesson-plans/تحضير-عاشر-24-قاعدة-الثمانية.docx
+++ b/lesson-plans/تحضير-عاشر-24-قاعدة-الثمانية.docx
@@ -987,7 +987,7 @@
                 <w:szCs w:val="28"/>
                 <w:rtl/>
               </w:rPr>
-              <w:t xml:space="preserve">تستكشف ما تفعله ذرتا الصوديوم والكلور للوصول إلى الاستقرار من خلال نسخة الكتاب ثلاثية الأبعاد.</w:t>
+              <w:t xml:space="preserve">تستكشف الترتيب الإلكتروني للغازات النبيلة من خلال نسخة الكتاب ثلاثية الأبعاد، وتستنتج أنه ينتهي بثمانية إلكترونات ما عدا الهيليوم الذي ينتهي بإلكترونين فقط.</w:t>
             </w:r>
           </w:p>
           <w:p>
@@ -1037,7 +1037,7 @@
                 <w:szCs w:val="28"/>
                 <w:rtl/>
               </w:rPr>
-              <w:t xml:space="preserve">تقارن الترتيب الإلكتروني لأيوني الصوديوم والكلوريد بالترتيب الإلكتروني لغازي النيون والأرجون.</w:t>
+              <w:t xml:space="preserve">تقارن الترتيب الإلكتروني لكاتيون الصوديوم وأنيون الكلوريد بالترتيب الإلكتروني لغازي النيون والأرجون.</w:t>
             </w:r>
           </w:p>
           <w:p>
@@ -1062,7 +1062,7 @@
                 <w:szCs w:val="28"/>
                 <w:rtl/>
               </w:rPr>
-              <w:t xml:space="preserve">تعرّف قاعدة الثمانية بأنها ميل ذرة العنصر إلى فقد أو اكتساب أو مشاركة إلكترونات مستوى التكافؤ للوصول إلى ثمانية إلكترونات لتحقيق حالة الاستقرار المشابهة للغاز النبيل.</w:t>
+              <w:t xml:space="preserve">تعرّف قاعدة الثمانية بأنها ميل ذرة العنصر إلى فقد أو اكتساب أو مشاركة إلكترونات مستوى التكافؤ للوصول إلى ثماني إلكترونات لتحقيق حالة الاستقرار المشابهة للغاز النبيل.</w:t>
             </w:r>
           </w:p>
           <w:p>
@@ -1232,7 +1232,7 @@
                 <w:szCs w:val="28"/>
                 <w:rtl/>
               </w:rPr>
-              <w:t xml:space="preserve">تتعاون مع زميلاتها في المجموعة بحماس وبروح الفريق.</w:t>
+              <w:t xml:space="preserve">تتعاون مع زميلاتها في الأنشطة بحماس وبروح الفريق.</w:t>
             </w:r>
           </w:p>
           <w:p>
@@ -1737,7 +1737,7 @@
                 <w:szCs w:val="28"/>
                 <w:rtl/>
               </w:rPr>
-              <w:t xml:space="preserve">سرّ الاستقرار</w:t>
+              <w:t xml:space="preserve">سرّ الغازات النبيلة</w:t>
             </w:r>
           </w:p>
         </w:tc>
@@ -1905,7 +1905,7 @@
                 <w:szCs w:val="28"/>
                 <w:rtl/>
               </w:rPr>
-              <w:t xml:space="preserve">أوجّه الطالبات إلى استخدام نسخة الكتاب ثلاثية الأبعاد، واستكشاف ما تفعله ذرتا الصوديوم والكلور للوصول إلى الاستقرار، وملاحظة ما يحدث لعدد الإلكترونات في المستوى الخارجي لكل منهما.</w:t>
+              <w:t xml:space="preserve">أوجّه الطالبات إلى استخدام نسخة الكتاب ثلاثية الأبعاد، واستكشاف الترتيب الإلكتروني حسب مستويات الطاقة الرئيسية لغازات الهيليوم والنيون والأرجون عن طريق النقر عليها في الجدول الدوري.</w:t>
             </w:r>
           </w:p>
           <w:p>
@@ -1927,7 +1927,7 @@
                 <w:szCs w:val="28"/>
                 <w:rtl/>
               </w:rPr>
-              <w:t xml:space="preserve">ثم أطرح السؤال: لماذا تميل بعض الذرات إلى فقد الإلكترونات، وتميل ذرات أخرى إلى اكتسابها؟ وأسجّل أفكار الطالبات على السبورة دون تصحيح مباشر، تمهيدًا للتعرّف على قاعدة الثمانية.</w:t>
+              <w:t xml:space="preserve">ثم أطرح السؤال: ماذا تلاحظن على عدد الإلكترونات في المستوى الخارجي لكل غاز؟ ولماذا تُعد الغازات النبيلة مستقرة؟ وأسجّل أفكار الطالبات على السبورة دون تصحيح مباشر، ثم أوضح أن الغازات النبيلة مستقرة وينتهي ترتيبها الإلكتروني بثمانية إلكترونات، ما عدا الهيليوم الذي ينتهي بإلكترونين فقط.</w:t>
             </w:r>
           </w:p>
         </w:tc>
@@ -2410,7 +2410,7 @@
                 <w:szCs w:val="28"/>
                 <w:rtl/>
               </w:rPr>
-              <w:t xml:space="preserve">أعرض جدول (12) صفحة 109، وأكتب على السبورة الترتيب الإلكتروني لذرة الصوديوم (2,8,1) وذرة الكلور (2,8,7) قبل التفاعل، ثم الترتيب الإلكتروني لأيون الصوديوم (2,8) وأيون الكلوريد (2,8,8) بعد التفاعل، وتتابع الطالبات ذلك من خلال نسخة الكتاب ثلاثية الأبعاد.</w:t>
+              <w:t xml:space="preserve">تحليل استقصائي (حالة الصوديوم والكلور): أكتب على السبورة الترتيب الإلكتروني لذرة الصوديوم (2,8,1) وذرة الكلور (2,8,7) قبل التفاعل، ثم الترتيب الإلكتروني لكاتيون الصوديوم (2,8) وأنيون الكلوريد (2,8,8) بعد التفاعل كما في جدول (12) صفحة 109، وتتابع الطالبات ذلك من خلال نسخة الكتاب ثلاثية الأبعاد.</w:t>
             </w:r>
           </w:p>
           <w:p>
@@ -2432,7 +2432,7 @@
                 <w:szCs w:val="28"/>
                 <w:rtl/>
               </w:rPr>
-              <w:t xml:space="preserve">ثم أوجّه الطالبات إلى مقارنة الترتيب الإلكتروني لأيون الصوديوم بالترتيب الإلكتروني لغاز النيون، والترتيب الإلكتروني لأيون الكلوريد بالترتيب الإلكتروني لغاز الأرجون، واستنتاج سبب استقرار الأيونين.</w:t>
+              <w:t xml:space="preserve">ثم أوجّه الطالبات إلى ملاحظة أن الترتيب الإلكتروني لكاتيون الصوديوم مشابه للترتيب الإلكتروني لغاز النيون، وأن الترتيب الإلكتروني لأنيون الكلوريد مشابه للترتيب الإلكتروني لغاز الأرجون.</w:t>
             </w:r>
           </w:p>
           <w:p>
@@ -2454,7 +2454,7 @@
                 <w:szCs w:val="28"/>
                 <w:rtl/>
               </w:rPr>
-              <w:t xml:space="preserve">ثم أوجّه الطالبات إلى تصنيف الأيونات، واستنتاج أن الكاتيون هو ذرة العنصر عندما تفقد إلكترونًا أو أكثر، وأن الأنيون هو ذرة العنصر عندما تكتسب إلكترونًا أو أكثر.</w:t>
+              <w:t xml:space="preserve">تصنيف الأيونات: أوجّه الطالبات إلى استنتاج أن الكاتيون هو «ذرة العنصر عندما تفقد إلكترونًا أو أكثر»، وأن الأنيون هو «ذرة العنصر عندما تكتسب إلكترونًا أو أكثر».</w:t>
             </w:r>
           </w:p>
         </w:tc>
@@ -2564,7 +2564,7 @@
                 <w:szCs w:val="28"/>
                 <w:rtl/>
               </w:rPr>
-              <w:t xml:space="preserve">استراتيجية: (الرؤوس المرقمة معًا)</w:t>
+              <w:t xml:space="preserve">استراتيجية: (فكّر - زاوِج - شارِك)</w:t>
             </w:r>
           </w:p>
           <w:p>
@@ -2584,7 +2584,7 @@
                 <w:szCs w:val="28"/>
                 <w:rtl/>
               </w:rPr>
-              <w:t xml:space="preserve">يحقق الهدف المعرفي 5،4 والهدف المهاري 1 والهدف الوجداني 1    </w:t>
+              <w:t xml:space="preserve">يحقق الهدف المعرفي 4 والهدف المهاري 1 والهدف الوجداني 1    </w:t>
             </w:r>
             <w:r>
               <w:rPr>
@@ -2602,7 +2602,7 @@
                 <w:szCs w:val="28"/>
                 <w:rtl/>
               </w:rPr>
-              <w:t xml:space="preserve">                       </w:t>
+              <w:t xml:space="preserve">                         </w:t>
             </w:r>
             <w:r>
               <w:rPr>
@@ -2686,7 +2686,7 @@
                 <w:szCs w:val="28"/>
                 <w:rtl/>
               </w:rPr>
-              <w:t xml:space="preserve">أوجّه الطالبات إلى استنتاج نص قاعدة الثمانية: «ميل ذرة العنصر إلى فقد أو اكتساب أو مشاركة إلكترونات مستوى التكافؤ للوصول إلى ثماني إلكترونات لتحقيق حالة الاستقرار المشابهة للغاز النبيل»، ثم أوضح الاستثناءات: الهيدروجين والليثيوم والبريليوم والبورون تستقر بمستوى خارجي يحتوي على إلكترونين فقط مثل الهيليوم.</w:t>
+              <w:t xml:space="preserve">صياغة قاعدة الثمانية: أوجّه الطالبات إلى استنتاج نص القاعدة: «ميل ذرة العنصر إلى فقد أو اكتساب أو مشاركة إلكترونات مستوى التكافؤ للوصول إلى ثماني إلكترونات لتحقيق حالة الاستقرار المشابهة للغاز النبيل».</w:t>
             </w:r>
           </w:p>
           <w:p>
@@ -2708,7 +2708,7 @@
                 <w:szCs w:val="28"/>
                 <w:rtl/>
               </w:rPr>
-              <w:t xml:space="preserve">ثم أطلب من الطالبات استكشاف تمرين (3) صفحة 109 من خلال نسخة الكتاب ثلاثية الأبعاد، وبعد ذلك أرقّم الطالبات في كل مجموعة، وتتعاون المجموعة على حل التمرين لعناصر الليثيوم والفلور والمغنيسيوم: الترتيب النقطي، والوصول للاستقرار (تفقد أو تكتسب)، وتحقيق قاعدة الثمانية.</w:t>
+              <w:t xml:space="preserve">ثم أوجّه الطالبات إلى استكشاف تمرين (3) صفحة 109 من خلال نسخة الكتاب ثلاثية الأبعاد، ثم حله بشكل فردي في الكتاب المدرسي لعناصر الليثيوم والفلور والمغنيسيوم: الترتيب الإلكتروني النقطي، والوصول للاستقرار (يفقد أو يكتسب)، وقاعدة الثمانية (يحقق أو لا يحقق).</w:t>
             </w:r>
           </w:p>
           <w:p>
@@ -2730,7 +2730,7 @@
                 <w:szCs w:val="28"/>
                 <w:rtl/>
               </w:rPr>
-              <w:t xml:space="preserve">ثم أختار رقمًا عشوائيًا، فتعرض الطالبة صاحبة الرقم من كل مجموعة إجابة مجموعتها، وأناقش الإجابات وأصحّحها عند الحاجة.</w:t>
+              <w:t xml:space="preserve">ثم تتبادل كل طالبة الحل مع زميلتها المجاورة، ثم أناقش الطالبات في حلولهن وأصحّح الإجابات عند الحاجة.</w:t>
             </w:r>
           </w:p>
         </w:tc>
@@ -2962,7 +2962,7 @@
                 <w:szCs w:val="28"/>
                 <w:rtl/>
               </w:rPr>
-              <w:t xml:space="preserve">أعطي الطالبات ورقة نشاط «فصفص مع الكيمياء: ميزان الثمانيات»، وتحتوي على عناصر الصوديوم والمغنيسيوم والليثيوم والكلور والأكسجين والفلور.</w:t>
+              <w:t xml:space="preserve">محطة الاستثناءات: أوضح للطالبات أن الهيدروجين والليثيوم والبريليوم والبورون لا تحقق قاعدة الثمانية عندما تفقد إلكترونات التكافؤ، لأنها تستقر بمستوى خارجي يحتوي على إلكترونين فقط يشبه أقرب غاز نبيل لها وهو الهيليوم.</w:t>
             </w:r>
           </w:p>
           <w:p>
@@ -2984,7 +2984,7 @@
                 <w:szCs w:val="28"/>
                 <w:rtl/>
               </w:rPr>
-              <w:t xml:space="preserve">وأوضح لهن خطوات تطبيق النشاط: كتابة الترتيب الإلكتروني حسب مستويات الطاقة الرئيسية، ثم تحديد هل تفقد الذرة أم تكتسب إلكترونات للوصول إلى الاستقرار، ثم تمثيل إلكترونات المستوى الخارجي للأيون الناتج بإلصاق قطع الكرستال.</w:t>
+              <w:t xml:space="preserve">ثم أعطي الطالبات ورقة نشاط «فصفص مع الكيمياء: ميزان الثمانيات»، وتحتوي على عناصر الصوديوم والمغنيسيوم والليثيوم والكلور والأكسجين والفلور، وأوضح لهن خطوات تطبيق النشاط: كتابة الترتيب الإلكتروني حسب مستويات الطاقة الرئيسية، ثم تحديد هل تفقد الذرة أم تكتسب إلكترونات للوصول إلى الاستقرار، ثم تمثيل إلكترونات المستوى الخارجي للأيون الناتج بإلصاق قطع الكرستال.</w:t>
             </w:r>
           </w:p>
           <w:p>
@@ -3463,7 +3463,7 @@
                 <w:szCs w:val="28"/>
                 <w:rtl/>
               </w:rPr>
-              <w:t xml:space="preserve">أطلب من كل طالبة كتابة الترتيب الإلكتروني لذرة البوتاسيوم، وتحديد هل تفقد أم تكتسب إلكترونات لتحقيق قاعدة الثمانية، ونوع الأيون الناتج.</w:t>
+              <w:t xml:space="preserve">أطلب من كل طالبة تحديد الذرة التي تصل إلى الاستقرار عن طريق فقد إلكترونين من بين ذرات الكبريت والبوتاسيوم والمغنيسيوم والفلور، مع كتابة ترتيبها الإلكتروني حسب مستويات الطاقة الرئيسية.</w:t>
             </w:r>
           </w:p>
         </w:tc>
